--- a/שי גינזבורג קורות חיים EDU 2026.docx
+++ b/שי גינזבורג קורות חיים EDU 2026.docx
@@ -69,25 +69,12 @@
         </w:rPr>
         <w:t>ת"ז 022531347</w:t>
       </w:r>
-    </w:p>
-    <w:p>
-      <w:pPr>
-        <w:pStyle w:val="ListParagraph"/>
-        <w:bidi/>
-        <w:spacing w:line="360" w:lineRule="auto"/>
-        <w:ind w:left="360"/>
-        <w:rPr>
-          <w:rtl/>
-        </w:rPr>
-      </w:pPr>
-    </w:p>
-    <w:p>
-      <w:pPr>
-        <w:pStyle w:val="ListParagraph"/>
-        <w:bidi/>
-        <w:spacing w:line="360" w:lineRule="auto"/>
-        <w:ind w:left="360"/>
-      </w:pPr>
+      <w:r>
+        <w:rPr>
+          <w:rtl/>
+        </w:rPr>
+        <w:br/>
+      </w:r>
     </w:p>
     <w:p>
       <w:pPr>
@@ -254,6 +241,19 @@
       </w:pPr>
       <w:r>
         <w:rPr>
+          <w:rFonts w:cs="Arial"/>
+          <w:rtl/>
+        </w:rPr>
+        <w:t>20 שנות ניסיון בהוראה</w:t>
+      </w:r>
+      <w:r>
+        <w:rPr>
+          <w:rFonts w:cs="Arial"/>
+        </w:rPr>
+        <w:t xml:space="preserve"> - </w:t>
+      </w:r>
+      <w:r>
+        <w:rPr>
           <w:rFonts w:hint="cs"/>
           <w:rtl/>
         </w:rPr>
@@ -299,14 +299,42 @@
           <w:rFonts w:hint="cs"/>
           <w:rtl/>
         </w:rPr>
-        <w:t>מכללה אקדמית סמי שמעון, ג'ון ברייס הדרכה</w:t>
-      </w:r>
-      <w:r>
-        <w:rPr>
-          <w:rFonts w:hint="cs"/>
-          <w:rtl/>
-        </w:rPr>
-        <w:t>, ועוד</w:t>
+        <w:t xml:space="preserve">מכללה אקדמית סמי שמעון, </w:t>
+      </w:r>
+      <w:r>
+        <w:rPr>
+          <w:rFonts w:hint="cs"/>
+          <w:rtl/>
+        </w:rPr>
+        <w:t xml:space="preserve">מכללת </w:t>
+      </w:r>
+      <w:r>
+        <w:rPr>
+          <w:rFonts w:hint="cs"/>
+          <w:rtl/>
+        </w:rPr>
+        <w:t>ג'ון ברייס הדרכה</w:t>
+      </w:r>
+      <w:r>
+        <w:rPr>
+          <w:rFonts w:hint="cs"/>
+          <w:rtl/>
+        </w:rPr>
+        <w:t xml:space="preserve">, </w:t>
+      </w:r>
+      <w:r>
+        <w:rPr>
+          <w:rFonts w:hint="cs"/>
+          <w:rtl/>
+        </w:rPr>
+        <w:t xml:space="preserve">טכניון חיפה, אורט ישראל, </w:t>
+      </w:r>
+      <w:r>
+        <w:rPr>
+          <w:rFonts w:hint="cs"/>
+          <w:rtl/>
+        </w:rPr>
+        <w:t>ועוד</w:t>
       </w:r>
       <w:r>
         <w:rPr>
@@ -352,7 +380,21 @@
           <w:rFonts w:hint="cs"/>
           <w:rtl/>
         </w:rPr>
-        <w:t>תעודות הערכה והצטיינות בהוראה (מכללה אקדמית סמי שמעון, טכניון)</w:t>
+        <w:t>תעודות הערכה והצטיינות בהוראה (מכללה אקדמית סמי שמעון, טכניון</w:t>
+      </w:r>
+      <w:r>
+        <w:rPr>
+          <w:rFonts w:hint="cs"/>
+          <w:rtl/>
+        </w:rPr>
+        <w:t xml:space="preserve"> חיפה</w:t>
+      </w:r>
+      <w:r>
+        <w:rPr>
+          <w:rFonts w:hint="cs"/>
+          <w:rtl/>
+        </w:rPr>
+        <w:t>)</w:t>
       </w:r>
       <w:r>
         <w:rPr>
@@ -384,7 +426,28 @@
           <w:rFonts w:hint="cs"/>
           <w:rtl/>
         </w:rPr>
-        <w:t>ספק עצמאי של שירותי בדיקות ביצועים ועומסים למוסדות, בנקים, חברות הייטק ו-</w:t>
+        <w:t xml:space="preserve">ספק של שירותי בדיקות </w:t>
+      </w:r>
+      <w:r>
+        <w:rPr>
+          <w:rFonts w:hint="cs"/>
+          <w:rtl/>
+        </w:rPr>
+        <w:t xml:space="preserve">תוכנה אוטומטיות, בדיקות </w:t>
+      </w:r>
+      <w:r>
+        <w:rPr>
+          <w:rFonts w:hint="cs"/>
+          <w:rtl/>
+        </w:rPr>
+        <w:t>ביצועים ועומסים למוסדות, בנקים, חברות הייטק ו</w:t>
+      </w:r>
+      <w:r>
+        <w:rPr>
+          <w:rFonts w:hint="cs"/>
+          <w:rtl/>
+        </w:rPr>
+        <w:t xml:space="preserve">חברות </w:t>
       </w:r>
       <w:r>
         <w:t>STARTUPS</w:t>
@@ -443,17 +506,90 @@
           <w:rFonts w:hint="cs"/>
           <w:rtl/>
         </w:rPr>
-        <w:t xml:space="preserve">בנק ישראל, קוקה קולה, רכבת ישראל, ביטוח הפניקס, הבנק הדיגיטלי </w:t>
-      </w:r>
-      <w:r>
-        <w:t>ONEZERO</w:t>
-      </w:r>
-      <w:r>
-        <w:rPr>
-          <w:rFonts w:hint="cs"/>
-          <w:rtl/>
-        </w:rPr>
-        <w:t>, משרד האוצר, משרד הבריאות, ויזה כאל, ועוד.</w:t>
+        <w:t xml:space="preserve">תעשייה אווירית, </w:t>
+      </w:r>
+      <w:r>
+        <w:rPr>
+          <w:rFonts w:hint="cs"/>
+          <w:rtl/>
+        </w:rPr>
+        <w:t xml:space="preserve">בנק ישראל, קוקה קולה, רכבת ישראל, ביטוח הפניקס, </w:t>
+      </w:r>
+      <w:r>
+        <w:rPr>
+          <w:rFonts w:hint="cs"/>
+          <w:rtl/>
+        </w:rPr>
+        <w:t xml:space="preserve">קופת חולים המאוחדת, </w:t>
+      </w:r>
+      <w:r>
+        <w:rPr>
+          <w:rFonts w:hint="cs"/>
+          <w:rtl/>
+        </w:rPr>
+        <w:t>הבנק הדיגיטלי</w:t>
+      </w:r>
+      <w:r>
+        <w:rPr>
+          <w:rFonts w:hint="cs"/>
+          <w:rtl/>
+        </w:rPr>
+        <w:t xml:space="preserve"> הראשון</w:t>
+      </w:r>
+      <w:r>
+        <w:rPr>
+          <w:rFonts w:hint="cs"/>
+          <w:rtl/>
+        </w:rPr>
+        <w:t xml:space="preserve"> </w:t>
+      </w:r>
+      <w:r>
+        <w:t>ZERO</w:t>
+      </w:r>
+      <w:r>
+        <w:rPr>
+          <w:rFonts w:hint="cs"/>
+          <w:rtl/>
+        </w:rPr>
+        <w:t xml:space="preserve"> </w:t>
+      </w:r>
+      <w:r>
+        <w:t>ONE</w:t>
+      </w:r>
+      <w:r>
+        <w:rPr>
+          <w:rFonts w:hint="cs"/>
+          <w:rtl/>
+        </w:rPr>
+        <w:t>, משרד האוצר</w:t>
+      </w:r>
+      <w:r>
+        <w:rPr>
+          <w:rFonts w:hint="cs"/>
+          <w:rtl/>
+        </w:rPr>
+        <w:t xml:space="preserve"> (הר הכסף, הר הביטוח)</w:t>
+      </w:r>
+      <w:r>
+        <w:rPr>
+          <w:rFonts w:hint="cs"/>
+          <w:rtl/>
+        </w:rPr>
+        <w:t>, משרד הבריאות</w:t>
+      </w:r>
+      <w:r>
+        <w:rPr>
+          <w:rFonts w:hint="cs"/>
+          <w:rtl/>
+        </w:rPr>
+        <w:t>, האוניברסיטה הפתוחה</w:t>
+      </w:r>
+      <w:r>
+        <w:rPr>
+          <w:rFonts w:hint="cs"/>
+          <w:rtl/>
+        </w:rPr>
+        <w:t>, ויזה כאל, ועוד.</w:t>
       </w:r>
     </w:p>
     <w:p>
@@ -471,7 +607,7 @@
           <w:rFonts w:hint="cs"/>
           <w:rtl/>
         </w:rPr>
-        <w:t>ספק עצמאי של שירותי בדיקות ולידציה של תוכנה רפואית (</w:t>
+        <w:t>ספק של שירותי בדיקות ולידציה של תוכנה רפואית (</w:t>
       </w:r>
       <w:r>
         <w:t>FDA</w:t>
@@ -1132,12 +1268,6 @@
         <w:t>shayginsbourg</w:t>
       </w:r>
       <w:proofErr w:type="spellEnd"/>
-      <w:r>
-        <w:rPr>
-          <w:rtl/>
-        </w:rPr>
-        <w:br/>
-      </w:r>
     </w:p>
     <w:sectPr>
       <w:headerReference w:type="default" r:id="rId8"/>
@@ -1234,7 +1364,7 @@
         <w:szCs w:val="18"/>
         <w:rtl/>
       </w:rPr>
-      <w:t>אפריל</w:t>
+      <w:t>יוני</w:t>
     </w:r>
     <w:r>
       <w:rPr>
